--- a/docs/lista_louvores/Textos_Louvores/GRAÇA E REDENÇÃO.docx
+++ b/docs/lista_louvores/Textos_Louvores/GRAÇA E REDENÇÃO.docx
@@ -4,564 +4,289 @@
   <w:body>
     <w:p>
       <w:pPr>
-        <w:numPr>
-          <w:ilvl w:val="0"/>
-          <w:numId w:val="1"/>
-        </w:numPr>
-        <w:spacing w:before="120"/>
-        <w:rPr>
-          <w:rFonts w:ascii="Times New Roman" w:hAnsi="Times New Roman"/>
-          <w:bCs/>
-          <w:color w:val="000000"/>
-        </w:rPr>
+        <w:pStyle w:val="Ttulo1"/>
       </w:pPr>
       <w:r>
-        <w:rPr>
-          <w:rFonts w:ascii="Times New Roman" w:hAnsi="Times New Roman"/>
-          <w:bCs/>
-          <w:color w:val="000000"/>
-          <w:sz w:val="28"/>
-          <w:szCs w:val="28"/>
-        </w:rPr>
-        <w:t>Graça e Redenção</w:t>
+        <w:t>GRAÇA E REDENÇÃO</w:t>
       </w:r>
     </w:p>
     <w:p>
       <w:pPr>
-        <w:pStyle w:val="PargrafodaLista"/>
-        <w:numPr>
-          <w:ilvl w:val="0"/>
-          <w:numId w:val="1"/>
-        </w:numPr>
-        <w:autoSpaceDE w:val="0"/>
-        <w:autoSpaceDN w:val="0"/>
-        <w:adjustRightInd w:val="0"/>
-        <w:spacing w:before="80" w:line="240" w:lineRule="auto"/>
-        <w:ind w:left="862" w:hanging="357"/>
-        <w:contextualSpacing w:val="0"/>
-        <w:rPr>
-          <w:rFonts w:ascii="Times New Roman" w:hAnsi="Times New Roman" w:cs="Times New Roman"/>
-          <w:sz w:val="24"/>
-          <w:szCs w:val="24"/>
+        <w:rPr>
+          <w:rFonts w:ascii="Times New Roman" w:hAnsi="Times New Roman"/>
         </w:rPr>
       </w:pPr>
       <w:r>
         <w:rPr>
-          <w:rFonts w:ascii="Times New Roman" w:hAnsi="Times New Roman" w:cs="Times New Roman"/>
-          <w:sz w:val="24"/>
-          <w:szCs w:val="24"/>
-        </w:rPr>
-        <w:t xml:space="preserve">É o dia santo </w:t>
-      </w:r>
-      <w:r>
-        <w:rPr>
-          <w:rFonts w:ascii="Times New Roman" w:hAnsi="Times New Roman" w:cs="Times New Roman"/>
-          <w:sz w:val="24"/>
-          <w:szCs w:val="24"/>
-        </w:rPr>
-        <w:t>r</w:t>
-      </w:r>
-      <w:r>
-        <w:rPr>
-          <w:rFonts w:ascii="Times New Roman" w:hAnsi="Times New Roman" w:cs="Times New Roman"/>
-          <w:sz w:val="24"/>
-          <w:szCs w:val="24"/>
-        </w:rPr>
-        <w:t>esplandece a luz</w:t>
-      </w:r>
-      <w:r>
-        <w:rPr>
-          <w:rFonts w:ascii="Times New Roman" w:hAnsi="Times New Roman" w:cs="Times New Roman"/>
-          <w:sz w:val="24"/>
-          <w:szCs w:val="24"/>
+          <w:rFonts w:ascii="Times New Roman" w:hAnsi="Times New Roman"/>
+        </w:rPr>
+        <w:t>É o dia santo resplandece a luz</w:t>
+      </w:r>
+      <w:r>
+        <w:rPr>
+          <w:rFonts w:ascii="Times New Roman" w:hAnsi="Times New Roman"/>
         </w:rPr>
         <w:br/>
+      </w:r>
+      <w:r>
+        <w:rPr>
+          <w:rFonts w:ascii="Times New Roman" w:hAnsi="Times New Roman"/>
+        </w:rPr>
         <w:t>Corações se erguem Todos a Jesus</w:t>
       </w:r>
       <w:r>
         <w:rPr>
-          <w:rFonts w:ascii="Times New Roman" w:hAnsi="Times New Roman" w:cs="Times New Roman"/>
-          <w:sz w:val="24"/>
-          <w:szCs w:val="24"/>
+          <w:rFonts w:ascii="Times New Roman" w:hAnsi="Times New Roman"/>
         </w:rPr>
         <w:br/>
+      </w:r>
+      <w:r>
+        <w:rPr>
+          <w:rFonts w:ascii="Times New Roman" w:hAnsi="Times New Roman"/>
+        </w:rPr>
         <w:t>Na manhã tão clara Ouve-se o louvor</w:t>
       </w:r>
       <w:r>
         <w:rPr>
-          <w:rFonts w:ascii="Times New Roman" w:hAnsi="Times New Roman" w:cs="Times New Roman"/>
-          <w:sz w:val="24"/>
-          <w:szCs w:val="24"/>
+          <w:rFonts w:ascii="Times New Roman" w:hAnsi="Times New Roman"/>
         </w:rPr>
         <w:br/>
-        <w:t xml:space="preserve">É </w:t>
-      </w:r>
-      <w:r>
-        <w:rPr>
-          <w:rFonts w:ascii="Times New Roman" w:hAnsi="Times New Roman" w:cs="Times New Roman"/>
-          <w:sz w:val="24"/>
-          <w:szCs w:val="24"/>
-        </w:rPr>
-        <w:t>D</w:t>
-      </w:r>
-      <w:r>
-        <w:rPr>
-          <w:rFonts w:ascii="Times New Roman" w:hAnsi="Times New Roman" w:cs="Times New Roman"/>
-          <w:sz w:val="24"/>
-          <w:szCs w:val="24"/>
-        </w:rPr>
-        <w:t>omingo santo</w:t>
-      </w:r>
-      <w:r>
-        <w:rPr>
-          <w:rFonts w:ascii="Times New Roman" w:hAnsi="Times New Roman" w:cs="Times New Roman"/>
-          <w:sz w:val="24"/>
-          <w:szCs w:val="24"/>
-        </w:rPr>
-        <w:t>,</w:t>
-      </w:r>
-      <w:r>
-        <w:rPr>
-          <w:rFonts w:ascii="Times New Roman" w:hAnsi="Times New Roman" w:cs="Times New Roman"/>
-          <w:sz w:val="24"/>
-          <w:szCs w:val="24"/>
-        </w:rPr>
-        <w:t xml:space="preserve"> Dia do Senhor</w:t>
+      </w:r>
+      <w:r>
+        <w:rPr>
+          <w:rFonts w:ascii="Times New Roman" w:hAnsi="Times New Roman"/>
+        </w:rPr>
+        <w:t>É Domingo santo, Dia do Senhor</w:t>
       </w:r>
     </w:p>
     <w:p>
       <w:pPr>
-        <w:pStyle w:val="PargrafodaLista"/>
-        <w:numPr>
-          <w:ilvl w:val="0"/>
-          <w:numId w:val="1"/>
-        </w:numPr>
-        <w:autoSpaceDE w:val="0"/>
-        <w:autoSpaceDN w:val="0"/>
-        <w:adjustRightInd w:val="0"/>
-        <w:spacing w:before="80" w:line="240" w:lineRule="auto"/>
-        <w:ind w:left="862" w:hanging="357"/>
-        <w:contextualSpacing w:val="0"/>
-        <w:rPr>
-          <w:rFonts w:ascii="Times New Roman" w:hAnsi="Times New Roman" w:cs="Times New Roman"/>
-          <w:sz w:val="24"/>
-          <w:szCs w:val="24"/>
+        <w:rPr>
+          <w:rFonts w:ascii="Times New Roman" w:hAnsi="Times New Roman"/>
         </w:rPr>
       </w:pPr>
       <w:r>
         <w:rPr>
-          <w:rFonts w:ascii="Times New Roman" w:hAnsi="Times New Roman" w:cs="Times New Roman"/>
-          <w:sz w:val="24"/>
-          <w:szCs w:val="24"/>
-        </w:rPr>
-        <w:t>A paz invade</w:t>
-      </w:r>
-      <w:r>
-        <w:rPr>
-          <w:rFonts w:ascii="Times New Roman" w:hAnsi="Times New Roman" w:cs="Times New Roman"/>
-          <w:sz w:val="24"/>
-          <w:szCs w:val="24"/>
-        </w:rPr>
-        <w:t>,</w:t>
-      </w:r>
-      <w:r>
-        <w:rPr>
-          <w:rFonts w:ascii="Times New Roman" w:hAnsi="Times New Roman" w:cs="Times New Roman"/>
-          <w:sz w:val="24"/>
-          <w:szCs w:val="24"/>
-        </w:rPr>
-        <w:t xml:space="preserve"> </w:t>
-      </w:r>
-      <w:r>
-        <w:rPr>
-          <w:rFonts w:ascii="Times New Roman" w:hAnsi="Times New Roman" w:cs="Times New Roman"/>
-          <w:sz w:val="24"/>
-          <w:szCs w:val="24"/>
-        </w:rPr>
-        <w:t>o</w:t>
-      </w:r>
-      <w:r>
-        <w:rPr>
-          <w:rFonts w:ascii="Times New Roman" w:hAnsi="Times New Roman" w:cs="Times New Roman"/>
-          <w:sz w:val="24"/>
-          <w:szCs w:val="24"/>
-        </w:rPr>
-        <w:t xml:space="preserve"> templo se encheu</w:t>
-      </w:r>
-      <w:r>
-        <w:rPr>
-          <w:rFonts w:ascii="Times New Roman" w:hAnsi="Times New Roman" w:cs="Times New Roman"/>
-          <w:sz w:val="24"/>
-          <w:szCs w:val="24"/>
+          <w:rFonts w:ascii="Times New Roman" w:hAnsi="Times New Roman"/>
+        </w:rPr>
+        <w:t>A paz invade, o templo se encheu</w:t>
+      </w:r>
+      <w:r>
+        <w:rPr>
+          <w:rFonts w:ascii="Times New Roman" w:hAnsi="Times New Roman"/>
         </w:rPr>
         <w:br/>
+      </w:r>
+      <w:r>
+        <w:rPr>
+          <w:rFonts w:ascii="Times New Roman" w:hAnsi="Times New Roman"/>
+        </w:rPr>
         <w:t>E a alma canta Glória ao nosso Deus</w:t>
       </w:r>
     </w:p>
     <w:p>
       <w:pPr>
-        <w:pStyle w:val="PargrafodaLista"/>
-        <w:numPr>
-          <w:ilvl w:val="0"/>
-          <w:numId w:val="1"/>
-        </w:numPr>
-        <w:autoSpaceDE w:val="0"/>
-        <w:autoSpaceDN w:val="0"/>
-        <w:adjustRightInd w:val="0"/>
-        <w:spacing w:before="80" w:line="240" w:lineRule="auto"/>
-        <w:ind w:left="862" w:hanging="357"/>
-        <w:contextualSpacing w:val="0"/>
-        <w:rPr>
-          <w:rFonts w:ascii="Times New Roman" w:hAnsi="Times New Roman" w:cs="Times New Roman"/>
+        <w:rPr>
+          <w:rFonts w:ascii="Times New Roman" w:hAnsi="Times New Roman"/>
+        </w:rPr>
+      </w:pPr>
+      <w:r>
+        <w:rPr>
+          <w:rFonts w:ascii="Times New Roman" w:hAnsi="Times New Roman"/>
+        </w:rPr>
+        <w:t>Dia do Senhor Santo e Fiel</w:t>
+      </w:r>
+      <w:r>
+        <w:rPr>
+          <w:rFonts w:ascii="Times New Roman" w:hAnsi="Times New Roman"/>
+        </w:rPr>
+        <w:br/>
+      </w:r>
+      <w:r>
+        <w:rPr>
+          <w:rFonts w:ascii="Times New Roman" w:hAnsi="Times New Roman"/>
+        </w:rPr>
+        <w:t>Suba nosso canto como incenso ao céu</w:t>
+      </w:r>
+      <w:r>
+        <w:rPr>
+          <w:rFonts w:ascii="Times New Roman" w:hAnsi="Times New Roman"/>
+        </w:rPr>
+        <w:br/>
+      </w:r>
+      <w:r>
+        <w:rPr>
+          <w:rFonts w:ascii="Times New Roman" w:hAnsi="Times New Roman"/>
+        </w:rPr>
+        <w:t>Dia do Senhor, Graça e redenção</w:t>
+      </w:r>
+      <w:r>
+        <w:rPr>
+          <w:rFonts w:ascii="Times New Roman" w:hAnsi="Times New Roman"/>
+        </w:rPr>
+        <w:br/>
+      </w:r>
+      <w:r>
+        <w:rPr>
+          <w:rFonts w:ascii="Times New Roman" w:hAnsi="Times New Roman"/>
+        </w:rPr>
+        <w:t>Toda língua exalte o Deus da criação</w:t>
+      </w:r>
+    </w:p>
+    <w:p>
+      <w:pPr>
+        <w:rPr>
+          <w:rFonts w:ascii="Times New Roman" w:hAnsi="Times New Roman"/>
+        </w:rPr>
+      </w:pPr>
+      <w:r>
+        <w:rPr>
+          <w:rFonts w:ascii="Times New Roman" w:hAnsi="Times New Roman"/>
+        </w:rPr>
+        <w:t>Nos bancos singelos vozes vão soar</w:t>
+      </w:r>
+      <w:r>
+        <w:rPr>
+          <w:rFonts w:ascii="Times New Roman" w:hAnsi="Times New Roman"/>
+        </w:rPr>
+        <w:br/>
+      </w:r>
+      <w:r>
+        <w:rPr>
+          <w:rFonts w:ascii="Times New Roman" w:hAnsi="Times New Roman"/>
+        </w:rPr>
+        <w:t>Hinos de esperança, vidas a ofertar</w:t>
+      </w:r>
+      <w:r>
+        <w:rPr>
+          <w:rFonts w:ascii="Times New Roman" w:hAnsi="Times New Roman"/>
+        </w:rPr>
+        <w:br/>
+      </w:r>
+      <w:r>
+        <w:rPr>
+          <w:rFonts w:ascii="Times New Roman" w:hAnsi="Times New Roman"/>
+        </w:rPr>
+        <w:t>O Domingo é puro, fonte de perdão</w:t>
+      </w:r>
+      <w:r>
+        <w:rPr>
+          <w:rFonts w:ascii="Times New Roman" w:hAnsi="Times New Roman"/>
+        </w:rPr>
+        <w:br/>
+      </w:r>
+      <w:r>
+        <w:rPr>
+          <w:rFonts w:ascii="Times New Roman" w:hAnsi="Times New Roman"/>
+        </w:rPr>
+        <w:t xml:space="preserve">É altar sagrado </w:t>
+      </w:r>
+      <w:proofErr w:type="gramStart"/>
+      <w:r>
+        <w:rPr>
+          <w:rFonts w:ascii="Times New Roman" w:hAnsi="Times New Roman"/>
+        </w:rPr>
+        <w:t>pra</w:t>
+      </w:r>
+      <w:proofErr w:type="gramEnd"/>
+      <w:r>
+        <w:rPr>
+          <w:rFonts w:ascii="Times New Roman" w:hAnsi="Times New Roman"/>
+        </w:rPr>
+        <w:t xml:space="preserve"> adoração</w:t>
+      </w:r>
+    </w:p>
+    <w:p>
+      <w:pPr>
+        <w:rPr>
+          <w:rFonts w:ascii="Times New Roman" w:hAnsi="Times New Roman"/>
+        </w:rPr>
+      </w:pPr>
+      <w:r>
+        <w:rPr>
+          <w:rFonts w:ascii="Times New Roman" w:hAnsi="Times New Roman"/>
+        </w:rPr>
+        <w:t>Os hinos clamam, o mundo a ouvir</w:t>
+      </w:r>
+      <w:r>
+        <w:rPr>
+          <w:rFonts w:ascii="Times New Roman" w:hAnsi="Times New Roman"/>
+        </w:rPr>
+        <w:br/>
+      </w:r>
+      <w:r>
+        <w:rPr>
+          <w:rFonts w:ascii="Times New Roman" w:hAnsi="Times New Roman"/>
+        </w:rPr>
+        <w:t>É Deus quem fala, é tempo de vir</w:t>
+      </w:r>
+      <w:r>
+        <w:rPr>
+          <w:rFonts w:ascii="Times New Roman" w:hAnsi="Times New Roman"/>
+        </w:rPr>
+        <w:br/>
+      </w:r>
+      <w:r>
+        <w:rPr>
+          <w:rFonts w:ascii="Times New Roman" w:hAnsi="Times New Roman"/>
+        </w:rPr>
+        <w:t>Reunidos juntos, corpo e comunhão</w:t>
+      </w:r>
+      <w:r>
+        <w:rPr>
+          <w:rFonts w:ascii="Times New Roman" w:hAnsi="Times New Roman"/>
+        </w:rPr>
+        <w:br/>
+      </w:r>
+      <w:r>
+        <w:rPr>
+          <w:rFonts w:ascii="Times New Roman" w:hAnsi="Times New Roman"/>
+        </w:rPr>
+        <w:t>Ergamos ao alto nossa oração</w:t>
+      </w:r>
+    </w:p>
+    <w:p>
+      <w:pPr>
+        <w:rPr>
+          <w:rFonts w:ascii="Times New Roman" w:hAnsi="Times New Roman"/>
           <w:b/>
           <w:bCs/>
           <w:i/>
           <w:iCs/>
-          <w:sz w:val="24"/>
-          <w:szCs w:val="24"/>
         </w:rPr>
       </w:pPr>
       <w:r>
         <w:rPr>
-          <w:rFonts w:ascii="Times New Roman" w:hAnsi="Times New Roman" w:cs="Times New Roman"/>
+          <w:rFonts w:ascii="Times New Roman" w:hAnsi="Times New Roman"/>
           <w:b/>
           <w:bCs/>
           <w:i/>
           <w:iCs/>
-          <w:sz w:val="24"/>
-          <w:szCs w:val="24"/>
-        </w:rPr>
-        <w:t>Dia do Senhor Santo e Fiel</w:t>
-      </w:r>
-      <w:r>
-        <w:rPr>
-          <w:rFonts w:ascii="Times New Roman" w:hAnsi="Times New Roman" w:cs="Times New Roman"/>
+        </w:rPr>
+        <w:t>[REFRÃO]</w:t>
+      </w:r>
+    </w:p>
+    <w:p>
+      <w:pPr>
+        <w:rPr>
+          <w:rFonts w:ascii="Times New Roman" w:hAnsi="Times New Roman"/>
           <w:b/>
           <w:bCs/>
           <w:i/>
           <w:iCs/>
-          <w:sz w:val="24"/>
-          <w:szCs w:val="24"/>
-        </w:rPr>
-        <w:br/>
-        <w:t>Suba nosso canto como incenso ao céu</w:t>
-      </w:r>
-      <w:r>
-        <w:rPr>
-          <w:rFonts w:ascii="Times New Roman" w:hAnsi="Times New Roman" w:cs="Times New Roman"/>
+        </w:rPr>
+      </w:pPr>
+      <w:r>
+        <w:rPr>
+          <w:rFonts w:ascii="Times New Roman" w:hAnsi="Times New Roman"/>
           <w:b/>
           <w:bCs/>
           <w:i/>
           <w:iCs/>
-          <w:sz w:val="24"/>
-          <w:szCs w:val="24"/>
-        </w:rPr>
-        <w:br/>
-        <w:t>Dia do Senhor, Graça e redenção</w:t>
-      </w:r>
-      <w:r>
-        <w:rPr>
-          <w:rFonts w:ascii="Times New Roman" w:hAnsi="Times New Roman" w:cs="Times New Roman"/>
-          <w:b/>
-          <w:bCs/>
-          <w:i/>
-          <w:iCs/>
-          <w:sz w:val="24"/>
-          <w:szCs w:val="24"/>
-        </w:rPr>
-        <w:br/>
-        <w:t>Toda língua exalte o Deus da criação</w:t>
+        </w:rPr>
+        <w:t>[REFRÃO]</w:t>
       </w:r>
     </w:p>
-    <w:p>
-      <w:pPr>
-        <w:pStyle w:val="PargrafodaLista"/>
-        <w:numPr>
-          <w:ilvl w:val="0"/>
-          <w:numId w:val="1"/>
-        </w:numPr>
-        <w:autoSpaceDE w:val="0"/>
-        <w:autoSpaceDN w:val="0"/>
-        <w:adjustRightInd w:val="0"/>
-        <w:spacing w:before="80" w:line="240" w:lineRule="auto"/>
-        <w:ind w:left="862" w:hanging="357"/>
-        <w:contextualSpacing w:val="0"/>
-        <w:rPr>
-          <w:rFonts w:ascii="Times New Roman" w:hAnsi="Times New Roman" w:cs="Times New Roman"/>
-          <w:sz w:val="24"/>
-          <w:szCs w:val="24"/>
-        </w:rPr>
-      </w:pPr>
-      <w:r>
-        <w:rPr>
-          <w:rFonts w:ascii="Times New Roman" w:hAnsi="Times New Roman" w:cs="Times New Roman"/>
-          <w:sz w:val="24"/>
-          <w:szCs w:val="24"/>
-        </w:rPr>
-        <w:t xml:space="preserve">Nos bancos singelos </w:t>
-      </w:r>
-      <w:r>
-        <w:rPr>
-          <w:rFonts w:ascii="Times New Roman" w:hAnsi="Times New Roman" w:cs="Times New Roman"/>
-          <w:sz w:val="24"/>
-          <w:szCs w:val="24"/>
-        </w:rPr>
-        <w:t>v</w:t>
-      </w:r>
-      <w:r>
-        <w:rPr>
-          <w:rFonts w:ascii="Times New Roman" w:hAnsi="Times New Roman" w:cs="Times New Roman"/>
-          <w:sz w:val="24"/>
-          <w:szCs w:val="24"/>
-        </w:rPr>
-        <w:t>ozes vão soar</w:t>
-      </w:r>
-      <w:r>
-        <w:rPr>
-          <w:rFonts w:ascii="Times New Roman" w:hAnsi="Times New Roman" w:cs="Times New Roman"/>
-          <w:sz w:val="24"/>
-          <w:szCs w:val="24"/>
-        </w:rPr>
-        <w:br/>
-        <w:t>Hinos de esperança</w:t>
-      </w:r>
-      <w:r>
-        <w:rPr>
-          <w:rFonts w:ascii="Times New Roman" w:hAnsi="Times New Roman" w:cs="Times New Roman"/>
-          <w:sz w:val="24"/>
-          <w:szCs w:val="24"/>
-        </w:rPr>
-        <w:t>,</w:t>
-      </w:r>
-      <w:r>
-        <w:rPr>
-          <w:rFonts w:ascii="Times New Roman" w:hAnsi="Times New Roman" w:cs="Times New Roman"/>
-          <w:sz w:val="24"/>
-          <w:szCs w:val="24"/>
-        </w:rPr>
-        <w:t xml:space="preserve"> </w:t>
-      </w:r>
-      <w:r>
-        <w:rPr>
-          <w:rFonts w:ascii="Times New Roman" w:hAnsi="Times New Roman" w:cs="Times New Roman"/>
-          <w:sz w:val="24"/>
-          <w:szCs w:val="24"/>
-        </w:rPr>
-        <w:t>v</w:t>
-      </w:r>
-      <w:r>
-        <w:rPr>
-          <w:rFonts w:ascii="Times New Roman" w:hAnsi="Times New Roman" w:cs="Times New Roman"/>
-          <w:sz w:val="24"/>
-          <w:szCs w:val="24"/>
-        </w:rPr>
-        <w:t>idas a ofertar</w:t>
-      </w:r>
-      <w:r>
-        <w:rPr>
-          <w:rFonts w:ascii="Times New Roman" w:hAnsi="Times New Roman" w:cs="Times New Roman"/>
-          <w:sz w:val="24"/>
-          <w:szCs w:val="24"/>
-        </w:rPr>
-        <w:br/>
-        <w:t xml:space="preserve">O </w:t>
-      </w:r>
-      <w:r>
-        <w:rPr>
-          <w:rFonts w:ascii="Times New Roman" w:hAnsi="Times New Roman" w:cs="Times New Roman"/>
-          <w:sz w:val="24"/>
-          <w:szCs w:val="24"/>
-        </w:rPr>
-        <w:t>D</w:t>
-      </w:r>
-      <w:r>
-        <w:rPr>
-          <w:rFonts w:ascii="Times New Roman" w:hAnsi="Times New Roman" w:cs="Times New Roman"/>
-          <w:sz w:val="24"/>
-          <w:szCs w:val="24"/>
-        </w:rPr>
-        <w:t>omingo é puro</w:t>
-      </w:r>
-      <w:r>
-        <w:rPr>
-          <w:rFonts w:ascii="Times New Roman" w:hAnsi="Times New Roman" w:cs="Times New Roman"/>
-          <w:sz w:val="24"/>
-          <w:szCs w:val="24"/>
-        </w:rPr>
-        <w:t>, f</w:t>
-      </w:r>
-      <w:r>
-        <w:rPr>
-          <w:rFonts w:ascii="Times New Roman" w:hAnsi="Times New Roman" w:cs="Times New Roman"/>
-          <w:sz w:val="24"/>
-          <w:szCs w:val="24"/>
-        </w:rPr>
-        <w:t>onte de perdão</w:t>
-      </w:r>
-      <w:r>
-        <w:rPr>
-          <w:rFonts w:ascii="Times New Roman" w:hAnsi="Times New Roman" w:cs="Times New Roman"/>
-          <w:sz w:val="24"/>
-          <w:szCs w:val="24"/>
-        </w:rPr>
-        <w:br/>
-        <w:t xml:space="preserve">É altar sagrado </w:t>
-      </w:r>
-      <w:proofErr w:type="gramStart"/>
-      <w:r>
-        <w:rPr>
-          <w:rFonts w:ascii="Times New Roman" w:hAnsi="Times New Roman" w:cs="Times New Roman"/>
-          <w:sz w:val="24"/>
-          <w:szCs w:val="24"/>
-        </w:rPr>
-        <w:t>pra</w:t>
-      </w:r>
-      <w:proofErr w:type="gramEnd"/>
-      <w:r>
-        <w:rPr>
-          <w:rFonts w:ascii="Times New Roman" w:hAnsi="Times New Roman" w:cs="Times New Roman"/>
-          <w:sz w:val="24"/>
-          <w:szCs w:val="24"/>
-        </w:rPr>
-        <w:t xml:space="preserve"> adoração</w:t>
-      </w:r>
-    </w:p>
-    <w:p>
-      <w:pPr>
-        <w:pStyle w:val="PargrafodaLista"/>
-        <w:numPr>
-          <w:ilvl w:val="0"/>
-          <w:numId w:val="1"/>
-        </w:numPr>
-        <w:autoSpaceDE w:val="0"/>
-        <w:autoSpaceDN w:val="0"/>
-        <w:adjustRightInd w:val="0"/>
-        <w:spacing w:before="80" w:line="240" w:lineRule="auto"/>
-        <w:ind w:left="862" w:hanging="357"/>
-        <w:contextualSpacing w:val="0"/>
-        <w:rPr>
-          <w:rFonts w:ascii="Times New Roman" w:hAnsi="Times New Roman" w:cs="Times New Roman"/>
-          <w:sz w:val="24"/>
-          <w:szCs w:val="24"/>
-        </w:rPr>
-      </w:pPr>
-      <w:r>
-        <w:rPr>
-          <w:rFonts w:ascii="Times New Roman" w:hAnsi="Times New Roman" w:cs="Times New Roman"/>
-          <w:sz w:val="24"/>
-          <w:szCs w:val="24"/>
-        </w:rPr>
-        <w:t>Os hinos clamam</w:t>
-      </w:r>
-      <w:r>
-        <w:rPr>
-          <w:rFonts w:ascii="Times New Roman" w:hAnsi="Times New Roman" w:cs="Times New Roman"/>
-          <w:sz w:val="24"/>
-          <w:szCs w:val="24"/>
-        </w:rPr>
-        <w:t>, o</w:t>
-      </w:r>
-      <w:r>
-        <w:rPr>
-          <w:rFonts w:ascii="Times New Roman" w:hAnsi="Times New Roman" w:cs="Times New Roman"/>
-          <w:sz w:val="24"/>
-          <w:szCs w:val="24"/>
-        </w:rPr>
-        <w:t xml:space="preserve"> mundo a ouvir</w:t>
-      </w:r>
-      <w:r>
-        <w:rPr>
-          <w:rFonts w:ascii="Times New Roman" w:hAnsi="Times New Roman" w:cs="Times New Roman"/>
-          <w:sz w:val="24"/>
-          <w:szCs w:val="24"/>
-        </w:rPr>
-        <w:br/>
-        <w:t>É Deus quem fala</w:t>
-      </w:r>
-      <w:r>
-        <w:rPr>
-          <w:rFonts w:ascii="Times New Roman" w:hAnsi="Times New Roman" w:cs="Times New Roman"/>
-          <w:sz w:val="24"/>
-          <w:szCs w:val="24"/>
-        </w:rPr>
-        <w:t>, é</w:t>
-      </w:r>
-      <w:r>
-        <w:rPr>
-          <w:rFonts w:ascii="Times New Roman" w:hAnsi="Times New Roman" w:cs="Times New Roman"/>
-          <w:sz w:val="24"/>
-          <w:szCs w:val="24"/>
-        </w:rPr>
-        <w:t xml:space="preserve"> tempo de vir</w:t>
-      </w:r>
-      <w:r>
-        <w:rPr>
-          <w:rFonts w:ascii="Times New Roman" w:hAnsi="Times New Roman" w:cs="Times New Roman"/>
-          <w:sz w:val="24"/>
-          <w:szCs w:val="24"/>
-        </w:rPr>
-        <w:br/>
-        <w:t>Reunidos juntos</w:t>
-      </w:r>
-      <w:r>
-        <w:rPr>
-          <w:rFonts w:ascii="Times New Roman" w:hAnsi="Times New Roman" w:cs="Times New Roman"/>
-          <w:sz w:val="24"/>
-          <w:szCs w:val="24"/>
-        </w:rPr>
-        <w:t>, c</w:t>
-      </w:r>
-      <w:r>
-        <w:rPr>
-          <w:rFonts w:ascii="Times New Roman" w:hAnsi="Times New Roman" w:cs="Times New Roman"/>
-          <w:sz w:val="24"/>
-          <w:szCs w:val="24"/>
-        </w:rPr>
-        <w:t>orpo e comunhão</w:t>
-      </w:r>
-      <w:r>
-        <w:rPr>
-          <w:rFonts w:ascii="Times New Roman" w:hAnsi="Times New Roman" w:cs="Times New Roman"/>
-          <w:sz w:val="24"/>
-          <w:szCs w:val="24"/>
-        </w:rPr>
-        <w:br/>
-        <w:t>Ergamos ao alto nossa oração</w:t>
-      </w:r>
-    </w:p>
-    <w:p>
-      <w:pPr>
-        <w:pStyle w:val="PargrafodaLista"/>
-        <w:numPr>
-          <w:ilvl w:val="0"/>
-          <w:numId w:val="1"/>
-        </w:numPr>
-        <w:autoSpaceDE w:val="0"/>
-        <w:autoSpaceDN w:val="0"/>
-        <w:adjustRightInd w:val="0"/>
-        <w:spacing w:before="80" w:line="240" w:lineRule="auto"/>
-        <w:ind w:left="862" w:hanging="357"/>
-        <w:contextualSpacing w:val="0"/>
-        <w:rPr>
-          <w:rFonts w:ascii="Times New Roman" w:hAnsi="Times New Roman" w:cs="Times New Roman"/>
-          <w:b/>
-          <w:bCs/>
-          <w:sz w:val="24"/>
-          <w:szCs w:val="24"/>
-        </w:rPr>
-      </w:pPr>
-      <w:r>
-        <w:rPr>
-          <w:rFonts w:ascii="Times New Roman" w:hAnsi="Times New Roman" w:cs="Times New Roman"/>
-          <w:b/>
-          <w:bCs/>
-          <w:sz w:val="24"/>
-          <w:szCs w:val="24"/>
-        </w:rPr>
-        <w:t>[REFRÃO 2X]</w:t>
-      </w:r>
-    </w:p>
-    <w:p/>
     <w:sectPr>
       <w:pgSz w:w="11906" w:h="16838"/>
       <w:pgMar w:top="1417" w:right="1701" w:bottom="1417" w:left="1701" w:header="708" w:footer="708" w:gutter="0"/>
